--- a/Cover_Letters/Shinoy_DSV___Global_Transport_and_Logistics_Test_Engineer_Cover_Letter.docx
+++ b/Cover_Letters/Shinoy_DSV___Global_Transport_and_Logistics_Test_Engineer_Cover_Letter.docx
@@ -14,7 +14,7 @@
     </w:p>
     <w:p>
       <w:r>
-        <w:t>September 10, 2026</w:t>
+        <w:t>September 12, 2026</w:t>
       </w:r>
     </w:p>
     <w:p>
@@ -35,12 +35,12 @@
     </w:p>
     <w:p>
       <w:r>
-        <w:t>I was drawn to this test engineer role at DSV because of the focus on customer implementations and logistics systems. Throughout my career, I have worked on functional and integration testing, managing test data, and preparing test environments to make sure deployments run smoothly. I am used to collaborating with cross-functional groups like process engineers and IT specialists to report findings clearly and keep operations stable.</w:t>
+        <w:t>Your opening for a Test Engineer at DSV caught my attention because it focuses on hands-on system testing, integration checks, and close collaboration with process and integration engineers. Throughout my background in software testing and quality assurance, I have spent a lot of time running functional tests, managing test data, and making sure releases do not break production workflows. I am comfortable working alongside cross-functional teams to track down issues and document findings clearly.</w:t>
       </w:r>
     </w:p>
     <w:p>
       <w:r>
-        <w:t>I would appreciate the chance to bring my testing background to your team in Venlo and help support your ongoing digitalisation projects.</w:t>
+        <w:t>I would enjoy bringing my experience in test execution and environment setup to your team in Venlo. The focus on reliable WMS processes and continuous improvement matches how I like to work.</w:t>
       </w:r>
     </w:p>
     <w:p>
